--- a/Manuscript/template.docx
+++ b/Manuscript/template.docx
@@ -134,7 +134,7 @@
     </w:p>
     <w:p>
       <w:pPr>
-        <w:pStyle w:val="TextBody"/>
+        <w:pStyle w:val="BodyText"/>
         <w:rPr/>
       </w:pPr>
       <w:r>
@@ -143,7 +143,7 @@
     </w:p>
     <w:p>
       <w:pPr>
-        <w:pStyle w:val="TextBody"/>
+        <w:pStyle w:val="BodyText"/>
         <w:rPr/>
       </w:pPr>
       <w:r>
@@ -153,14 +153,14 @@
     </w:p>
     <w:p>
       <w:pPr>
-        <w:pStyle w:val="TextBody"/>
+        <w:pStyle w:val="BodyText"/>
         <w:rPr>
-          <w:rStyle w:val="InternetLink"/>
+          <w:rStyle w:val="Hyperlink"/>
         </w:rPr>
       </w:pPr>
       <w:r>
         <w:rPr>
-          <w:rStyle w:val="InternetLink"/>
+          <w:rStyle w:val="Hyperlink"/>
         </w:rPr>
         <w:t>Table link</w:t>
       </w:r>
@@ -179,12 +179,12 @@
       <w:pPr>
         <w:pStyle w:val="ImageCaption"/>
         <w:rPr>
-          <w:rStyle w:val="InternetLink"/>
+          <w:rStyle w:val="Hyperlink"/>
         </w:rPr>
       </w:pPr>
       <w:r>
         <w:rPr>
-          <w:rStyle w:val="InternetLink"/>
+          <w:rStyle w:val="Hyperlink"/>
         </w:rPr>
         <w:t>Figure link</w:t>
       </w:r>
@@ -201,7 +201,7 @@
     </w:p>
     <w:p>
       <w:pPr>
-        <w:pStyle w:val="TextBody"/>
+        <w:pStyle w:val="BodyText"/>
         <w:rPr/>
       </w:pPr>
       <w:r>
@@ -210,7 +210,7 @@
     </w:p>
     <w:p>
       <w:pPr>
-        <w:pStyle w:val="TextBody"/>
+        <w:pStyle w:val="BodyText"/>
         <w:rPr>
           <w:rFonts w:cs="Times New Roman"/>
           <w:sz w:val="21"/>
@@ -275,7 +275,7 @@
     </w:p>
     <w:p>
       <w:pPr>
-        <w:pStyle w:val="TextBody"/>
+        <w:pStyle w:val="BodyText"/>
         <w:spacing w:lineRule="auto" w:line="360" w:before="180" w:after="180"/>
         <w:jc w:val="left"/>
         <w:rPr/>
@@ -1417,7 +1417,7 @@
   <w:style w:type="paragraph" w:styleId="Heading1">
     <w:name w:val="Heading 1"/>
     <w:basedOn w:val="Normal"/>
-    <w:next w:val="TextBody"/>
+    <w:next w:val="BodyText"/>
     <w:uiPriority w:val="9"/>
     <w:qFormat/>
     <w:rsid w:val="00e4579e"/>
@@ -1431,7 +1431,7 @@
       <w:rFonts w:eastAsia="" w:cs="" w:cstheme="majorBidi" w:eastAsiaTheme="majorEastAsia"/>
       <w:b/>
       <w:bCs/>
-      <w:color w:val="000000" w:themeColor="text1"/>
+      <w:color w:themeColor="text1" w:val="000000"/>
       <w:sz w:val="32"/>
       <w:szCs w:val="32"/>
     </w:rPr>
@@ -1439,7 +1439,7 @@
   <w:style w:type="paragraph" w:styleId="Heading2">
     <w:name w:val="Heading 2"/>
     <w:basedOn w:val="Normal"/>
-    <w:next w:val="TextBody"/>
+    <w:next w:val="BodyText"/>
     <w:uiPriority w:val="9"/>
     <w:unhideWhenUsed/>
     <w:qFormat/>
@@ -1454,7 +1454,7 @@
       <w:rFonts w:eastAsia="" w:cs="" w:cstheme="majorBidi" w:eastAsiaTheme="majorEastAsia"/>
       <w:b/>
       <w:bCs/>
-      <w:color w:val="000000" w:themeColor="text1"/>
+      <w:color w:themeColor="text1" w:val="000000"/>
       <w:sz w:val="28"/>
       <w:szCs w:val="28"/>
     </w:rPr>
@@ -1462,7 +1462,7 @@
   <w:style w:type="paragraph" w:styleId="Heading3">
     <w:name w:val="Heading 3"/>
     <w:basedOn w:val="Normal"/>
-    <w:next w:val="TextBody"/>
+    <w:next w:val="BodyText"/>
     <w:uiPriority w:val="9"/>
     <w:unhideWhenUsed/>
     <w:qFormat/>
@@ -1477,13 +1477,13 @@
       <w:rFonts w:eastAsia="" w:cs="Times New Roman" w:eastAsiaTheme="majorEastAsia"/>
       <w:b/>
       <w:bCs/>
-      <w:color w:val="000000" w:themeColor="text1"/>
+      <w:color w:themeColor="text1" w:val="000000"/>
     </w:rPr>
   </w:style>
   <w:style w:type="paragraph" w:styleId="Heading4">
     <w:name w:val="Heading 4"/>
     <w:basedOn w:val="Normal"/>
-    <w:next w:val="TextBody"/>
+    <w:next w:val="BodyText"/>
     <w:uiPriority w:val="9"/>
     <w:unhideWhenUsed/>
     <w:qFormat/>
@@ -1497,13 +1497,13 @@
     <w:rPr>
       <w:rFonts w:eastAsia="" w:cs="Times New Roman" w:eastAsiaTheme="majorEastAsia"/>
       <w:bCs/>
-      <w:color w:val="000000" w:themeColor="text1"/>
+      <w:color w:themeColor="text1" w:val="000000"/>
     </w:rPr>
   </w:style>
   <w:style w:type="paragraph" w:styleId="Heading5">
     <w:name w:val="Heading 5"/>
     <w:basedOn w:val="Normal"/>
-    <w:next w:val="TextBody"/>
+    <w:next w:val="BodyText"/>
     <w:uiPriority w:val="9"/>
     <w:unhideWhenUsed/>
     <w:qFormat/>
@@ -1516,13 +1516,13 @@
     </w:pPr>
     <w:rPr>
       <w:rFonts w:eastAsia="" w:cs="Times New Roman" w:eastAsiaTheme="majorEastAsia"/>
-      <w:color w:val="000000" w:themeColor="text1"/>
+      <w:color w:themeColor="text1" w:val="000000"/>
     </w:rPr>
   </w:style>
   <w:style w:type="paragraph" w:styleId="Heading6">
     <w:name w:val="Heading 6"/>
     <w:basedOn w:val="Normal"/>
-    <w:next w:val="TextBody"/>
+    <w:next w:val="BodyText"/>
     <w:uiPriority w:val="9"/>
     <w:unhideWhenUsed/>
     <w:qFormat/>
@@ -1535,13 +1535,13 @@
     </w:pPr>
     <w:rPr>
       <w:rFonts w:eastAsia="" w:cs="Times New Roman" w:eastAsiaTheme="majorEastAsia"/>
-      <w:color w:val="000000" w:themeColor="text1"/>
+      <w:color w:themeColor="text1" w:val="000000"/>
     </w:rPr>
   </w:style>
   <w:style w:type="paragraph" w:styleId="Heading7">
     <w:name w:val="Heading 7"/>
     <w:basedOn w:val="Normal"/>
-    <w:next w:val="TextBody"/>
+    <w:next w:val="BodyText"/>
     <w:uiPriority w:val="9"/>
     <w:unhideWhenUsed/>
     <w:qFormat/>
@@ -1554,13 +1554,13 @@
     </w:pPr>
     <w:rPr>
       <w:rFonts w:eastAsia="" w:cs="Times New Roman" w:eastAsiaTheme="majorEastAsia"/>
-      <w:color w:val="000000" w:themeColor="text1"/>
+      <w:color w:themeColor="text1" w:val="000000"/>
     </w:rPr>
   </w:style>
   <w:style w:type="paragraph" w:styleId="Heading8">
     <w:name w:val="Heading 8"/>
     <w:basedOn w:val="Normal"/>
-    <w:next w:val="TextBody"/>
+    <w:next w:val="BodyText"/>
     <w:uiPriority w:val="9"/>
     <w:unhideWhenUsed/>
     <w:qFormat/>
@@ -1573,13 +1573,13 @@
     </w:pPr>
     <w:rPr>
       <w:rFonts w:eastAsia="" w:cs="Times New Roman" w:eastAsiaTheme="majorEastAsia"/>
-      <w:color w:val="000000" w:themeColor="text1"/>
+      <w:color w:themeColor="text1" w:val="000000"/>
     </w:rPr>
   </w:style>
   <w:style w:type="paragraph" w:styleId="Heading9">
     <w:name w:val="Heading 9"/>
     <w:basedOn w:val="Normal"/>
-    <w:next w:val="TextBody"/>
+    <w:next w:val="BodyText"/>
     <w:uiPriority w:val="9"/>
     <w:unhideWhenUsed/>
     <w:qFormat/>
@@ -1591,7 +1591,7 @@
     </w:pPr>
     <w:rPr>
       <w:rFonts w:ascii="Calibri" w:hAnsi="Calibri" w:eastAsia="" w:cs="" w:asciiTheme="majorHAnsi" w:cstheme="majorBidi" w:eastAsiaTheme="majorEastAsia" w:hAnsiTheme="majorHAnsi"/>
-      <w:color w:val="4F81BD" w:themeColor="accent1"/>
+      <w:color w:themeColor="accent1" w:val="4F81BD"/>
     </w:rPr>
   </w:style>
   <w:style w:type="character" w:styleId="DefaultParagraphFont" w:default="1">
@@ -1605,7 +1605,7 @@
   <w:style w:type="character" w:styleId="CaptionChar" w:customStyle="1">
     <w:name w:val="Caption Char"/>
     <w:basedOn w:val="DefaultParagraphFont"/>
-    <w:link w:val="Caption1"/>
+    <w:link w:val="Caption"/>
     <w:qFormat/>
     <w:rsid w:val="00f94e32"/>
     <w:rPr>
@@ -1637,7 +1637,6 @@
   </w:style>
   <w:style w:type="character" w:styleId="FootnoteCharacters">
     <w:name w:val="Footnote Characters"/>
-    <w:basedOn w:val="CaptionChar"/>
     <w:qFormat/>
     <w:rsid w:val="00e25b66"/>
     <w:rPr>
@@ -1647,8 +1646,8 @@
       <w:vertAlign w:val="superscript"/>
     </w:rPr>
   </w:style>
-  <w:style w:type="character" w:styleId="FootnoteAnchor">
-    <w:name w:val="Footnote Anchor"/>
+  <w:style w:type="character" w:styleId="FootnoteReference">
+    <w:name w:val="Footnote Reference"/>
     <w:rPr>
       <w:rFonts w:ascii="Times New Roman" w:hAnsi="Times New Roman" w:cs="Times New Roman"/>
       <w:sz w:val="24"/>
@@ -1656,13 +1655,13 @@
       <w:vertAlign w:val="superscript"/>
     </w:rPr>
   </w:style>
-  <w:style w:type="character" w:styleId="InternetLink">
+  <w:style w:type="character" w:styleId="Hyperlink">
     <w:name w:val="Hyperlink"/>
     <w:basedOn w:val="CaptionChar"/>
     <w:rsid w:val="00174dc2"/>
     <w:rPr>
       <w:rFonts w:ascii="Times New Roman" w:hAnsi="Times New Roman" w:cs="Times New Roman"/>
-      <w:color w:val="000000" w:themeColor="text1"/>
+      <w:color w:themeColor="text1" w:val="000000"/>
       <w:sz w:val="22"/>
       <w:szCs w:val="22"/>
     </w:rPr>
@@ -2072,9 +2071,8 @@
       <w:sz w:val="16"/>
     </w:rPr>
   </w:style>
-  <w:style w:type="character" w:styleId="Linenumber">
-    <w:name w:val="line number"/>
-    <w:basedOn w:val="DefaultParagraphFont"/>
+  <w:style w:type="character" w:styleId="LineNumber">
+    <w:name w:val="Line Number"/>
     <w:semiHidden/>
     <w:unhideWhenUsed/>
     <w:qFormat/>
@@ -2099,14 +2097,10 @@
       <w:sz w:val="22"/>
     </w:rPr>
   </w:style>
-  <w:style w:type="character" w:styleId="LineNumbering">
-    <w:name w:val="Line Numbering"/>
-    <w:rPr/>
-  </w:style>
   <w:style w:type="paragraph" w:styleId="Heading">
     <w:name w:val="Heading"/>
     <w:basedOn w:val="Normal"/>
-    <w:next w:val="TextBody"/>
+    <w:next w:val="BodyText"/>
     <w:qFormat/>
     <w:pPr>
       <w:keepNext w:val="true"/>
@@ -2118,7 +2112,7 @@
       <w:szCs w:val="28"/>
     </w:rPr>
   </w:style>
-  <w:style w:type="paragraph" w:styleId="TextBody">
+  <w:style w:type="paragraph" w:styleId="BodyText">
     <w:name w:val="Body Text"/>
     <w:basedOn w:val="Normal"/>
     <w:link w:val="BodyTextChar"/>
@@ -2126,7 +2120,8 @@
     <w:rsid w:val="00cf7947"/>
     <w:pPr>
       <w:spacing w:lineRule="auto" w:line="360" w:before="180" w:after="180"/>
-      <w:jc w:val="left"/>
+      <w:ind w:hanging="0"/>
+      <w:jc w:val="both"/>
     </w:pPr>
     <w:rPr/>
   </w:style>
@@ -2137,26 +2132,19 @@
     <w:rsid w:val="00ed1205"/>
     <w:pPr>
       <w:spacing w:before="0" w:after="200"/>
-      <w:ind w:left="283" w:hanging="283"/>
+      <w:ind w:hanging="283" w:left="283"/>
       <w:contextualSpacing/>
     </w:pPr>
     <w:rPr/>
   </w:style>
   <w:style w:type="paragraph" w:styleId="Caption">
     <w:name w:val="Caption"/>
-    <w:basedOn w:val="Normal"/>
-    <w:qFormat/>
-    <w:pPr>
-      <w:suppressLineNumbers/>
-      <w:spacing w:before="120" w:after="120"/>
-    </w:pPr>
-    <w:rPr>
-      <w:rFonts w:cs="Lohit Devanagari"/>
-      <w:i/>
-      <w:iCs/>
-      <w:sz w:val="24"/>
-      <w:szCs w:val="24"/>
-    </w:rPr>
+    <w:basedOn w:val="CaptionedFigure"/>
+    <w:link w:val="CaptionChar"/>
+    <w:qFormat/>
+    <w:rsid w:val="00f94e32"/>
+    <w:pPr/>
+    <w:rPr/>
   </w:style>
   <w:style w:type="paragraph" w:styleId="Index">
     <w:name w:val="Index"/>
@@ -2171,15 +2159,15 @@
   </w:style>
   <w:style w:type="paragraph" w:styleId="FirstParagraph" w:customStyle="1">
     <w:name w:val="First Paragraph"/>
-    <w:basedOn w:val="TextBody"/>
-    <w:next w:val="TextBody"/>
+    <w:basedOn w:val="BodyText"/>
+    <w:next w:val="BodyText"/>
     <w:qFormat/>
     <w:pPr/>
     <w:rPr/>
   </w:style>
   <w:style w:type="paragraph" w:styleId="Compact" w:customStyle="1">
     <w:name w:val="Compact"/>
-    <w:basedOn w:val="TextBody"/>
+    <w:basedOn w:val="BodyText"/>
     <w:qFormat/>
     <w:pPr>
       <w:spacing w:before="36" w:after="36"/>
@@ -2189,7 +2177,7 @@
   <w:style w:type="paragraph" w:styleId="Title">
     <w:name w:val="Title"/>
     <w:basedOn w:val="Normal"/>
-    <w:next w:val="TextBody"/>
+    <w:next w:val="BodyText"/>
     <w:qFormat/>
     <w:rsid w:val="001e3fd0"/>
     <w:pPr>
@@ -2202,7 +2190,7 @@
       <w:rFonts w:eastAsia="" w:cs="Angsana New" w:eastAsiaTheme="majorEastAsia"/>
       <w:b/>
       <w:bCs/>
-      <w:color w:val="000000" w:themeColor="text1"/>
+      <w:color w:themeColor="text1" w:val="000000"/>
       <w:sz w:val="32"/>
       <w:szCs w:val="32"/>
     </w:rPr>
@@ -2210,7 +2198,7 @@
   <w:style w:type="paragraph" w:styleId="Subtitle">
     <w:name w:val="Subtitle"/>
     <w:basedOn w:val="Title"/>
-    <w:next w:val="TextBody"/>
+    <w:next w:val="BodyText"/>
     <w:qFormat/>
     <w:pPr>
       <w:spacing w:before="240" w:after="120"/>
@@ -2222,7 +2210,7 @@
   </w:style>
   <w:style w:type="paragraph" w:styleId="Author" w:customStyle="1">
     <w:name w:val="Author"/>
-    <w:next w:val="TextBody"/>
+    <w:next w:val="BodyText"/>
     <w:qFormat/>
     <w:rsid w:val="008e6ddd"/>
     <w:pPr>
@@ -2245,7 +2233,7 @@
   </w:style>
   <w:style w:type="paragraph" w:styleId="Date">
     <w:name w:val="Date"/>
-    <w:next w:val="TextBody"/>
+    <w:next w:val="BodyText"/>
     <w:qFormat/>
     <w:pPr>
       <w:keepNext w:val="true"/>
@@ -2268,7 +2256,7 @@
   <w:style w:type="paragraph" w:styleId="Abstract" w:customStyle="1">
     <w:name w:val="Abstract"/>
     <w:basedOn w:val="Normal"/>
-    <w:next w:val="TextBody"/>
+    <w:next w:val="BodyText"/>
     <w:qFormat/>
     <w:rsid w:val="00ad55a2"/>
     <w:pPr>
@@ -2294,18 +2282,18 @@
   </w:style>
   <w:style w:type="paragraph" w:styleId="BlockText">
     <w:name w:val="Block Text"/>
-    <w:basedOn w:val="TextBody"/>
-    <w:next w:val="TextBody"/>
+    <w:basedOn w:val="BodyText"/>
+    <w:next w:val="BodyText"/>
     <w:uiPriority w:val="9"/>
     <w:unhideWhenUsed/>
     <w:qFormat/>
     <w:pPr>
       <w:spacing w:before="100" w:after="100"/>
-      <w:ind w:left="480" w:right="480" w:hanging="0"/>
-    </w:pPr>
-    <w:rPr/>
-  </w:style>
-  <w:style w:type="paragraph" w:styleId="Footnote">
+      <w:ind w:hanging="0" w:left="480" w:right="480"/>
+    </w:pPr>
+    <w:rPr/>
+  </w:style>
+  <w:style w:type="paragraph" w:styleId="FootnoteText">
     <w:name w:val="Footnote Text"/>
     <w:basedOn w:val="Normal"/>
     <w:uiPriority w:val="9"/>
@@ -2340,18 +2328,9 @@
     <w:pPr/>
     <w:rPr/>
   </w:style>
-  <w:style w:type="paragraph" w:styleId="Caption1">
-    <w:name w:val="caption"/>
-    <w:basedOn w:val="CaptionedFigure"/>
-    <w:link w:val="CaptionChar"/>
-    <w:qFormat/>
-    <w:rsid w:val="00f94e32"/>
-    <w:pPr/>
-    <w:rPr/>
-  </w:style>
   <w:style w:type="paragraph" w:styleId="TableCaption" w:customStyle="1">
     <w:name w:val="Table Caption"/>
-    <w:basedOn w:val="TextBody"/>
+    <w:basedOn w:val="BodyText"/>
     <w:qFormat/>
     <w:rsid w:val="001571ea"/>
     <w:pPr>
@@ -2361,7 +2340,7 @@
   </w:style>
   <w:style w:type="paragraph" w:styleId="ImageCaption" w:customStyle="1">
     <w:name w:val="Image Caption"/>
-    <w:basedOn w:val="Caption1"/>
+    <w:basedOn w:val="Caption"/>
     <w:qFormat/>
     <w:rsid w:val="00a416b6"/>
     <w:pPr/>
@@ -2395,10 +2374,10 @@
     <w:pPr/>
     <w:rPr/>
   </w:style>
-  <w:style w:type="paragraph" w:styleId="ContentsHeading">
+  <w:style w:type="paragraph" w:styleId="TOCHeading">
     <w:name w:val="TOC Heading"/>
     <w:basedOn w:val="Heading1"/>
-    <w:next w:val="TextBody"/>
+    <w:next w:val="BodyText"/>
     <w:uiPriority w:val="39"/>
     <w:unhideWhenUsed/>
     <w:qFormat/>
@@ -2409,7 +2388,7 @@
     <w:rPr>
       <w:b w:val="false"/>
       <w:bCs w:val="false"/>
-      <w:color w:val="365F91" w:themeColor="accent1" w:themeShade="bf"/>
+      <w:color w:themeColor="accent1" w:themeShade="bf" w:val="365F91"/>
     </w:rPr>
   </w:style>
   <w:style w:type="paragraph" w:styleId="SourceCode" w:customStyle="1">
@@ -2449,9 +2428,9 @@
       <w:sz w:val="16"/>
     </w:rPr>
   </w:style>
-  <w:style w:type="paragraph" w:styleId="TextBodyIndent">
+  <w:style w:type="paragraph" w:styleId="BodyTextIndent">
     <w:name w:val="Body Text Indent"/>
-    <w:basedOn w:val="TextBody"/>
+    <w:basedOn w:val="BodyText"/>
     <w:link w:val="BodyTextFirstIndentChar"/>
     <w:unhideWhenUsed/>
     <w:qFormat/>
@@ -2467,7 +2446,7 @@
     </w:rPr>
   </w:style>
   <w:style w:type="paragraph" w:styleId="Index1">
-    <w:name w:val="index 1"/>
+    <w:name w:val="Index 1"/>
     <w:basedOn w:val="Normal"/>
     <w:next w:val="Normal"/>
     <w:autoRedefine/>
@@ -2475,12 +2454,12 @@
     <w:rsid w:val="00a63a6b"/>
     <w:pPr>
       <w:spacing w:before="0" w:after="0"/>
-      <w:ind w:left="240" w:hanging="240"/>
+      <w:ind w:hanging="240" w:left="240"/>
     </w:pPr>
     <w:rPr/>
   </w:style>
   <w:style w:type="paragraph" w:styleId="Index2">
-    <w:name w:val="index 2"/>
+    <w:name w:val="Index 2"/>
     <w:basedOn w:val="Normal"/>
     <w:next w:val="Normal"/>
     <w:autoRedefine/>
@@ -2489,12 +2468,12 @@
     <w:rsid w:val="00a63a6b"/>
     <w:pPr>
       <w:spacing w:before="0" w:after="0"/>
-      <w:ind w:left="480" w:hanging="240"/>
+      <w:ind w:hanging="240" w:left="480"/>
     </w:pPr>
     <w:rPr/>
   </w:style>
   <w:style w:type="paragraph" w:styleId="Index3">
-    <w:name w:val="index 3"/>
+    <w:name w:val="Index 3"/>
     <w:basedOn w:val="Normal"/>
     <w:next w:val="Normal"/>
     <w:autoRedefine/>
@@ -2503,7 +2482,7 @@
     <w:rsid w:val="00a63a6b"/>
     <w:pPr>
       <w:spacing w:before="0" w:after="0"/>
-      <w:ind w:left="720" w:hanging="240"/>
+      <w:ind w:hanging="240" w:left="720"/>
     </w:pPr>
     <w:rPr/>
   </w:style>
@@ -2515,7 +2494,7 @@
     <w:rsid w:val="00ed1205"/>
     <w:pPr>
       <w:spacing w:before="0" w:after="200"/>
-      <w:ind w:left="566" w:hanging="283"/>
+      <w:ind w:hanging="283" w:left="566"/>
       <w:contextualSpacing/>
     </w:pPr>
     <w:rPr/>
@@ -2528,7 +2507,7 @@
     <w:rsid w:val="00ea0107"/>
     <w:pPr>
       <w:spacing w:before="0" w:after="200"/>
-      <w:ind w:left="849" w:hanging="283"/>
+      <w:ind w:hanging="283" w:left="849"/>
       <w:contextualSpacing/>
     </w:pPr>
     <w:rPr/>
@@ -2589,7 +2568,7 @@
     <w:rsid w:val="00ed1205"/>
     <w:pPr>
       <w:spacing w:before="0" w:after="120"/>
-      <w:ind w:left="283" w:hanging="0"/>
+      <w:ind w:hanging="0" w:left="283"/>
       <w:contextualSpacing/>
     </w:pPr>
     <w:rPr/>
@@ -2602,7 +2581,7 @@
     <w:rsid w:val="00ed1205"/>
     <w:pPr>
       <w:spacing w:before="0" w:after="120"/>
-      <w:ind w:left="566" w:hanging="0"/>
+      <w:ind w:hanging="0" w:left="566"/>
       <w:contextualSpacing/>
     </w:pPr>
     <w:rPr/>
@@ -2615,7 +2594,7 @@
     <w:rsid w:val="000a63c5"/>
     <w:pPr>
       <w:spacing w:before="0" w:after="120"/>
-      <w:ind w:left="849" w:hanging="0"/>
+      <w:ind w:hanging="0" w:left="849"/>
       <w:contextualSpacing/>
     </w:pPr>
     <w:rPr/>
@@ -2702,41 +2681,41 @@
 </file>
 
 <file path=word/theme/theme1.xml><?xml version="1.0" encoding="utf-8"?>
-<a:theme xmlns:a="http://schemas.openxmlformats.org/drawingml/2006/main" name="Office Theme">
+<a:theme xmlns:a="http://schemas.openxmlformats.org/drawingml/2006/main" xmlns:r="http://schemas.openxmlformats.org/officeDocument/2006/relationships" name="Office Theme">
   <a:themeElements>
     <a:clrScheme name="Office">
       <a:dk1>
-        <a:sysClr val="windowText" lastClr="000000"/>
+        <a:srgbClr val="000000"/>
       </a:dk1>
       <a:lt1>
-        <a:sysClr val="window" lastClr="FFFFFF"/>
+        <a:srgbClr val="ffffff"/>
       </a:lt1>
       <a:dk2>
-        <a:srgbClr val="1F497D"/>
+        <a:srgbClr val="1f497d"/>
       </a:dk2>
       <a:lt2>
-        <a:srgbClr val="EEECE1"/>
+        <a:srgbClr val="eeece1"/>
       </a:lt2>
       <a:accent1>
-        <a:srgbClr val="4F81BD"/>
+        <a:srgbClr val="4f81bd"/>
       </a:accent1>
       <a:accent2>
-        <a:srgbClr val="C0504D"/>
+        <a:srgbClr val="c0504d"/>
       </a:accent2>
       <a:accent3>
-        <a:srgbClr val="9BBB59"/>
+        <a:srgbClr val="9bbb59"/>
       </a:accent3>
       <a:accent4>
-        <a:srgbClr val="8064A2"/>
+        <a:srgbClr val="8064a2"/>
       </a:accent4>
       <a:accent5>
-        <a:srgbClr val="4BACC6"/>
+        <a:srgbClr val="4bacc6"/>
       </a:accent5>
       <a:accent6>
-        <a:srgbClr val="F79646"/>
+        <a:srgbClr val="f79646"/>
       </a:accent6>
       <a:hlink>
-        <a:srgbClr val="0000FF"/>
+        <a:srgbClr val="0000ff"/>
       </a:hlink>
       <a:folHlink>
         <a:srgbClr val="800080"/>
@@ -2744,277 +2723,131 @@
     </a:clrScheme>
     <a:fontScheme name="Office">
       <a:majorFont>
-        <a:latin typeface="Calibri"/>
+        <a:latin typeface="Calibri" pitchFamily="0" charset="1"/>
         <a:ea typeface=""/>
         <a:cs typeface=""/>
-        <a:font script="Jpan" typeface="ＭＳ ゴシック"/>
-        <a:font script="Hang" typeface="맑은 고딕"/>
-        <a:font script="Hans" typeface="宋体"/>
-        <a:font script="Hant" typeface="新細明體"/>
-        <a:font script="Arab" typeface="Times New Roman"/>
-        <a:font script="Hebr" typeface="Times New Roman"/>
-        <a:font script="Thai" typeface="Angsana New"/>
-        <a:font script="Ethi" typeface="Nyala"/>
-        <a:font script="Beng" typeface="Vrinda"/>
-        <a:font script="Gujr" typeface="Shruti"/>
-        <a:font script="Khmr" typeface="MoolBoran"/>
-        <a:font script="Knda" typeface="Tunga"/>
-        <a:font script="Guru" typeface="Raavi"/>
-        <a:font script="Cans" typeface="Euphemia"/>
-        <a:font script="Cher" typeface="Plantagenet Cherokee"/>
-        <a:font script="Yiii" typeface="Microsoft Yi Baiti"/>
-        <a:font script="Tibt" typeface="Microsoft Himalaya"/>
-        <a:font script="Thaa" typeface="MV Boli"/>
-        <a:font script="Deva" typeface="Mangal"/>
-        <a:font script="Telu" typeface="Gautami"/>
-        <a:font script="Taml" typeface="Latha"/>
-        <a:font script="Syrc" typeface="Estrangelo Edessa"/>
-        <a:font script="Orya" typeface="Kalinga"/>
-        <a:font script="Mlym" typeface="Kartika"/>
-        <a:font script="Laoo" typeface="DokChampa"/>
-        <a:font script="Sinh" typeface="Iskoola Pota"/>
-        <a:font script="Mong" typeface="Mongolian Baiti"/>
-        <a:font script="Viet" typeface="Times New Roman"/>
-        <a:font script="Uigh" typeface="Microsoft Uighur"/>
       </a:majorFont>
       <a:minorFont>
-        <a:latin typeface="Cambria"/>
+        <a:latin typeface="Cambria" pitchFamily="0" charset="1"/>
         <a:ea typeface=""/>
         <a:cs typeface=""/>
-        <a:font script="Jpan" typeface="ＭＳ 明朝"/>
-        <a:font script="Hang" typeface="맑은 고딕"/>
-        <a:font script="Hans" typeface="宋体"/>
-        <a:font script="Hant" typeface="新細明體"/>
-        <a:font script="Arab" typeface="Arial"/>
-        <a:font script="Hebr" typeface="Arial"/>
-        <a:font script="Thai" typeface="Cordia New"/>
-        <a:font script="Ethi" typeface="Nyala"/>
-        <a:font script="Beng" typeface="Vrinda"/>
-        <a:font script="Gujr" typeface="Shruti"/>
-        <a:font script="Khmr" typeface="DaunPenh"/>
-        <a:font script="Knda" typeface="Tunga"/>
-        <a:font script="Guru" typeface="Raavi"/>
-        <a:font script="Cans" typeface="Euphemia"/>
-        <a:font script="Cher" typeface="Plantagenet Cherokee"/>
-        <a:font script="Yiii" typeface="Microsoft Yi Baiti"/>
-        <a:font script="Tibt" typeface="Microsoft Himalaya"/>
-        <a:font script="Thaa" typeface="MV Boli"/>
-        <a:font script="Deva" typeface="Mangal"/>
-        <a:font script="Telu" typeface="Gautami"/>
-        <a:font script="Taml" typeface="Latha"/>
-        <a:font script="Syrc" typeface="Estrangelo Edessa"/>
-        <a:font script="Orya" typeface="Kalinga"/>
-        <a:font script="Mlym" typeface="Kartika"/>
-        <a:font script="Laoo" typeface="DokChampa"/>
-        <a:font script="Sinh" typeface="Iskoola Pota"/>
-        <a:font script="Mong" typeface="Mongolian Baiti"/>
-        <a:font script="Viet" typeface="Arial"/>
-        <a:font script="Uigh" typeface="Microsoft Uighur"/>
       </a:minorFont>
     </a:fontScheme>
-    <a:fmtScheme name="Office">
+    <a:fmtScheme>
       <a:fillStyleLst>
         <a:solidFill>
           <a:schemeClr val="phClr"/>
         </a:solidFill>
-        <a:gradFill rotWithShape="1">
+        <a:gradFill>
           <a:gsLst>
             <a:gs pos="0">
               <a:schemeClr val="phClr">
                 <a:tint val="50000"/>
-                <a:satMod val="300000"/>
               </a:schemeClr>
             </a:gs>
             <a:gs pos="35000">
               <a:schemeClr val="phClr">
                 <a:tint val="37000"/>
-                <a:satMod val="300000"/>
               </a:schemeClr>
             </a:gs>
             <a:gs pos="100000">
               <a:schemeClr val="phClr">
                 <a:tint val="15000"/>
-                <a:satMod val="350000"/>
               </a:schemeClr>
             </a:gs>
           </a:gsLst>
           <a:lin ang="16200000" scaled="1"/>
+          <a:tileRect l="0" t="0" r="0" b="0"/>
         </a:gradFill>
-        <a:gradFill rotWithShape="1">
+        <a:gradFill>
           <a:gsLst>
             <a:gs pos="0">
               <a:schemeClr val="phClr">
                 <a:tint val="100000"/>
                 <a:shade val="100000"/>
-                <a:satMod val="130000"/>
               </a:schemeClr>
             </a:gs>
             <a:gs pos="100000">
               <a:schemeClr val="phClr">
                 <a:tint val="50000"/>
                 <a:shade val="100000"/>
-                <a:satMod val="350000"/>
               </a:schemeClr>
             </a:gs>
           </a:gsLst>
           <a:lin ang="16200000" scaled="0"/>
+          <a:tileRect l="0" t="0" r="0" b="0"/>
         </a:gradFill>
       </a:fillStyleLst>
       <a:lnStyleLst>
         <a:ln w="9525" cap="flat" cmpd="sng" algn="ctr">
-          <a:solidFill>
-            <a:schemeClr val="phClr">
-              <a:shade val="95000"/>
-              <a:satMod val="105000"/>
-            </a:schemeClr>
-          </a:solidFill>
           <a:prstDash val="solid"/>
         </a:ln>
         <a:ln w="25400" cap="flat" cmpd="sng" algn="ctr">
-          <a:solidFill>
-            <a:schemeClr val="phClr"/>
-          </a:solidFill>
           <a:prstDash val="solid"/>
         </a:ln>
         <a:ln w="38100" cap="flat" cmpd="sng" algn="ctr">
-          <a:solidFill>
-            <a:schemeClr val="phClr"/>
-          </a:solidFill>
           <a:prstDash val="solid"/>
         </a:ln>
       </a:lnStyleLst>
       <a:effectStyleLst>
         <a:effectStyle>
-          <a:effectLst>
-            <a:outerShdw blurRad="40000" dist="20000" dir="5400000" rotWithShape="0">
-              <a:srgbClr val="000000">
-                <a:alpha val="38000"/>
-              </a:srgbClr>
-            </a:outerShdw>
-          </a:effectLst>
+          <a:effectLst/>
         </a:effectStyle>
         <a:effectStyle>
-          <a:effectLst>
-            <a:outerShdw blurRad="40000" dist="23000" dir="5400000" rotWithShape="0">
-              <a:srgbClr val="000000">
-                <a:alpha val="35000"/>
-              </a:srgbClr>
-            </a:outerShdw>
-          </a:effectLst>
+          <a:effectLst/>
         </a:effectStyle>
         <a:effectStyle>
-          <a:effectLst>
-            <a:outerShdw blurRad="40000" dist="23000" dir="5400000" rotWithShape="0">
-              <a:srgbClr val="000000">
-                <a:alpha val="35000"/>
-              </a:srgbClr>
-            </a:outerShdw>
-          </a:effectLst>
-          <a:scene3d>
-            <a:camera prst="orthographicFront">
-              <a:rot lat="0" lon="0" rev="0"/>
-            </a:camera>
-            <a:lightRig rig="threePt" dir="t">
-              <a:rot lat="0" lon="0" rev="1200000"/>
-            </a:lightRig>
-          </a:scene3d>
-          <a:sp3d>
-            <a:bevelT w="63500" h="25400"/>
-          </a:sp3d>
+          <a:effectLst/>
         </a:effectStyle>
       </a:effectStyleLst>
       <a:bgFillStyleLst>
         <a:solidFill>
           <a:schemeClr val="phClr"/>
         </a:solidFill>
-        <a:gradFill rotWithShape="1">
+        <a:gradFill>
           <a:gsLst>
             <a:gs pos="0">
               <a:schemeClr val="phClr">
                 <a:tint val="40000"/>
-                <a:satMod val="350000"/>
               </a:schemeClr>
             </a:gs>
             <a:gs pos="40000">
               <a:schemeClr val="phClr">
                 <a:tint val="45000"/>
                 <a:shade val="99000"/>
-                <a:satMod val="350000"/>
               </a:schemeClr>
             </a:gs>
             <a:gs pos="100000">
               <a:schemeClr val="phClr">
                 <a:shade val="20000"/>
-                <a:satMod val="255000"/>
               </a:schemeClr>
             </a:gs>
           </a:gsLst>
           <a:path path="circle">
             <a:fillToRect l="50000" t="-80000" r="50000" b="180000"/>
           </a:path>
+          <a:tileRect l="0" t="0" r="0" b="0"/>
         </a:gradFill>
-        <a:gradFill rotWithShape="1">
+        <a:gradFill>
           <a:gsLst>
             <a:gs pos="0">
               <a:schemeClr val="phClr">
                 <a:tint val="80000"/>
-                <a:satMod val="300000"/>
               </a:schemeClr>
             </a:gs>
             <a:gs pos="100000">
               <a:schemeClr val="phClr">
                 <a:shade val="30000"/>
-                <a:satMod val="200000"/>
               </a:schemeClr>
             </a:gs>
           </a:gsLst>
           <a:path path="circle">
             <a:fillToRect l="50000" t="50000" r="50000" b="50000"/>
           </a:path>
+          <a:tileRect l="0" t="0" r="0" b="0"/>
         </a:gradFill>
       </a:bgFillStyleLst>
     </a:fmtScheme>
   </a:themeElements>
-  <a:objectDefaults>
-    <a:spDef>
-      <a:spPr/>
-      <a:bodyPr/>
-      <a:lstStyle/>
-      <a:style>
-        <a:lnRef idx="1">
-          <a:schemeClr val="accent1"/>
-        </a:lnRef>
-        <a:fillRef idx="3">
-          <a:schemeClr val="accent1"/>
-        </a:fillRef>
-        <a:effectRef idx="2">
-          <a:schemeClr val="accent1"/>
-        </a:effectRef>
-        <a:fontRef idx="minor">
-          <a:schemeClr val="lt1"/>
-        </a:fontRef>
-      </a:style>
-    </a:spDef>
-    <a:lnDef>
-      <a:spPr/>
-      <a:bodyPr/>
-      <a:lstStyle/>
-      <a:style>
-        <a:lnRef idx="2">
-          <a:schemeClr val="accent1"/>
-        </a:lnRef>
-        <a:fillRef idx="0">
-          <a:schemeClr val="accent1"/>
-        </a:fillRef>
-        <a:effectRef idx="1">
-          <a:schemeClr val="accent1"/>
-        </a:effectRef>
-        <a:fontRef idx="minor">
-          <a:schemeClr val="tx1"/>
-        </a:fontRef>
-      </a:style>
-    </a:lnDef>
-  </a:objectDefaults>
-  <a:extraClrSchemeLst/>
 </a:theme>
 </file>
--- a/Manuscript/template.docx
+++ b/Manuscript/template.docx
@@ -2120,7 +2120,7 @@
     <w:rsid w:val="00cf7947"/>
     <w:pPr>
       <w:spacing w:lineRule="auto" w:line="360" w:before="180" w:after="180"/>
-      <w:ind w:hanging="0"/>
+      <w:ind w:firstLine="567"/>
       <w:jc w:val="both"/>
     </w:pPr>
     <w:rPr/>

--- a/Manuscript/template.docx
+++ b/Manuscript/template.docx
@@ -2220,7 +2220,7 @@
       <w:suppressAutoHyphens w:val="true"/>
       <w:bidi w:val="0"/>
       <w:spacing w:lineRule="auto" w:line="360" w:before="0" w:after="0"/>
-      <w:jc w:val="left"/>
+      <w:jc w:val="center"/>
     </w:pPr>
     <w:rPr>
       <w:rFonts w:ascii="Times New Roman" w:hAnsi="Times New Roman" w:eastAsia="Cambria" w:cs="" w:cstheme="minorBidi" w:eastAsiaTheme="minorHAnsi"/>
